--- a/03_Outputs/final scripts/en/Module 1/1.1.3-en.docx
+++ b/03_Outputs/final scripts/en/Module 1/1.1.3-en.docx
@@ -299,7 +299,7 @@
         <w:t>, with the sector projected to add over 30 million new jobs by 2030.</w:t>
       </w:r>
     </w:p>
-    <w:p xmlns:wp14="http://schemas.microsoft.com/office/word/2010/wordml" wp14:paraId="1DFCC5DE" wp14:textId="3E789C38">
+    <w:p xmlns:wp14="http://schemas.microsoft.com/office/word/2010/wordml" wp14:paraId="1DFCC5DE" wp14:textId="0EAE4257">
       <w:pPr>
         <w:spacing w:before="240" w:beforeAutospacing="off" w:after="240" w:afterAutospacing="off"/>
         <w:rPr>
@@ -332,10 +332,61 @@
           <w:szCs w:val="24"/>
           <w:lang w:val="en-US"/>
         </w:rPr>
-        <w:t>You’ll learn about the benefits of sustainable energy—from enhancing energy affordability and security to improving public health and creating millions of new jobs worldwide.</w:t>
+        <w:t>You’ll</w:t>
+      </w:r>
+      <w:r>
+        <w:rPr>
+          <w:rFonts w:ascii="Aptos" w:hAnsi="Aptos" w:eastAsia="Aptos" w:cs="Aptos"/>
+          <w:b w:val="0"/>
+          <w:bCs w:val="0"/>
+          <w:i w:val="0"/>
+          <w:iCs w:val="0"/>
+          <w:caps w:val="0"/>
+          <w:smallCaps w:val="0"/>
+          <w:noProof w:val="0"/>
+          <w:color w:val="000000" w:themeColor="text1" w:themeTint="FF" w:themeShade="FF"/>
+          <w:sz w:val="24"/>
+          <w:szCs w:val="24"/>
+          <w:lang w:val="en-US"/>
+        </w:rPr>
+        <w:t xml:space="preserve"> learn about the benefits of sustainable energy</w:t>
+      </w:r>
+      <w:r>
+        <w:rPr>
+          <w:rFonts w:ascii="Aptos" w:hAnsi="Aptos" w:eastAsia="Aptos" w:cs="Aptos"/>
+          <w:b w:val="0"/>
+          <w:bCs w:val="0"/>
+          <w:i w:val="0"/>
+          <w:iCs w:val="0"/>
+          <w:caps w:val="0"/>
+          <w:smallCaps w:val="0"/>
+          <w:noProof w:val="0"/>
+          <w:color w:val="000000" w:themeColor="text1" w:themeTint="FF" w:themeShade="FF"/>
+          <w:sz w:val="24"/>
+          <w:szCs w:val="24"/>
+          <w:lang w:val="en-US"/>
+        </w:rPr>
+        <w:t xml:space="preserve">, </w:t>
+      </w:r>
+      <w:r>
+        <w:rPr>
+          <w:rFonts w:ascii="Aptos" w:hAnsi="Aptos" w:eastAsia="Aptos" w:cs="Aptos"/>
+          <w:b w:val="0"/>
+          <w:bCs w:val="0"/>
+          <w:i w:val="0"/>
+          <w:iCs w:val="0"/>
+          <w:caps w:val="0"/>
+          <w:smallCaps w:val="0"/>
+          <w:noProof w:val="0"/>
+          <w:color w:val="000000" w:themeColor="text1" w:themeTint="FF" w:themeShade="FF"/>
+          <w:sz w:val="24"/>
+          <w:szCs w:val="24"/>
+          <w:lang w:val="en-US"/>
+        </w:rPr>
+        <w:t>from enhancing energy affordability and security to improving public health and creating millions of new jobs worldwide.</w:t>
       </w:r>
     </w:p>
-    <w:p xmlns:wp14="http://schemas.microsoft.com/office/word/2010/wordml" wp14:paraId="63F09552" wp14:textId="22F43335">
+    <w:p xmlns:wp14="http://schemas.microsoft.com/office/word/2010/wordml" wp14:paraId="63F09552" wp14:textId="663E93BA">
       <w:pPr>
         <w:spacing w:before="240" w:beforeAutospacing="off" w:after="240" w:afterAutospacing="off"/>
         <w:rPr>
@@ -368,7 +419,24 @@
           <w:szCs w:val="24"/>
           <w:lang w:val="en-US"/>
         </w:rPr>
-        <w:t>Get ready to discover how sustainable energy is shaping the future of our planet and society.</w:t>
+        <w:t>D</w:t>
+      </w:r>
+      <w:r>
+        <w:rPr>
+          <w:rFonts w:ascii="Aptos" w:hAnsi="Aptos" w:eastAsia="Aptos" w:cs="Aptos"/>
+          <w:b w:val="0"/>
+          <w:bCs w:val="0"/>
+          <w:i w:val="0"/>
+          <w:iCs w:val="0"/>
+          <w:caps w:val="0"/>
+          <w:smallCaps w:val="0"/>
+          <w:noProof w:val="0"/>
+          <w:color w:val="000000" w:themeColor="text1" w:themeTint="FF" w:themeShade="FF"/>
+          <w:sz w:val="24"/>
+          <w:szCs w:val="24"/>
+          <w:lang w:val="en-US"/>
+        </w:rPr>
+        <w:t>iscover how sustainable energy is shaping the future of our planet and society.</w:t>
       </w:r>
     </w:p>
     <w:p xmlns:wp14="http://schemas.microsoft.com/office/word/2010/wordml" wp14:paraId="33BEA61F" wp14:textId="78900281">
@@ -1538,8 +1606,8 @@
 </file>
 
 <file path=customXml/item1.xml><?xml version="1.0" encoding="utf-8"?>
-<ct:contentTypeSchema xmlns:ct="http://schemas.microsoft.com/office/2006/metadata/contentType" xmlns:ma="http://schemas.microsoft.com/office/2006/metadata/properties/metaAttributes" ct:_="" ma:_="" ma:contentTypeName="Document" ma:contentTypeID="0x01010098970033F315F542A2D9640B7CC02236" ma:contentTypeVersion="16" ma:contentTypeDescription="Create a new document." ma:contentTypeScope="" ma:versionID="94449e8ff35cec47b43afd2e381d9e90">
-  <xsd:schema xmlns:xsd="http://www.w3.org/2001/XMLSchema" xmlns:xs="http://www.w3.org/2001/XMLSchema" xmlns:p="http://schemas.microsoft.com/office/2006/metadata/properties" xmlns:ns2="b0bf4113-6f4a-4f3e-b5bb-503c4d9102e3" xmlns:ns3="c8670835-afc4-4376-8ae0-1ffed5b27e6b" targetNamespace="http://schemas.microsoft.com/office/2006/metadata/properties" ma:root="true" ma:fieldsID="f7f21ad7dc1dad656b5a5a7699096a32" ns2:_="" ns3:_="">
+<ct:contentTypeSchema xmlns:ct="http://schemas.microsoft.com/office/2006/metadata/contentType" xmlns:ma="http://schemas.microsoft.com/office/2006/metadata/properties/metaAttributes" ct:_="" ma:_="" ma:contentTypeName="Document" ma:contentTypeID="0x01010098970033F315F542A2D9640B7CC02236" ma:contentTypeVersion="16" ma:contentTypeDescription="Create a new document." ma:contentTypeScope="" ma:versionID="53c703163abf5028ca1572cdbbdfb0d9">
+  <xsd:schema xmlns:xsd="http://www.w3.org/2001/XMLSchema" xmlns:xs="http://www.w3.org/2001/XMLSchema" xmlns:p="http://schemas.microsoft.com/office/2006/metadata/properties" xmlns:ns2="b0bf4113-6f4a-4f3e-b5bb-503c4d9102e3" xmlns:ns3="c8670835-afc4-4376-8ae0-1ffed5b27e6b" targetNamespace="http://schemas.microsoft.com/office/2006/metadata/properties" ma:root="true" ma:fieldsID="91aa92df09b3f9a6477c84a51e3c9412" ns2:_="" ns3:_="">
     <xsd:import namespace="b0bf4113-6f4a-4f3e-b5bb-503c4d9102e3"/>
     <xsd:import namespace="c8670835-afc4-4376-8ae0-1ffed5b27e6b"/>
     <xsd:element name="properties">
@@ -1799,7 +1867,7 @@
 </file>
 
 <file path=customXml/itemProps1.xml><?xml version="1.0" encoding="utf-8"?>
-<ds:datastoreItem xmlns:ds="http://schemas.openxmlformats.org/officeDocument/2006/customXml" ds:itemID="{8E38F5D5-BD4B-4307-B7F0-0D3C0F6DACC2}"/>
+<ds:datastoreItem xmlns:ds="http://schemas.openxmlformats.org/officeDocument/2006/customXml" ds:itemID="{5FB923B8-6EBB-4F90-9438-F07EB0715222}"/>
 </file>
 
 <file path=customXml/itemProps2.xml><?xml version="1.0" encoding="utf-8"?>
